--- a/src/main/resources/templates/BienBanKiemTraSauKhiChoVay.docx
+++ b/src/main/resources/templates/BienBanKiemTraSauKhiChoVay.docx
@@ -3413,131 +3413,150 @@
         </w:rPr>
         <w:t xml:space="preserve">  </w:t>
       </w:r>
+    </w:p>
+    <w:p>
+      <w:pPr>
+        <w:rPr>
+          <w:rFonts w:ascii="Times New Roman" w:hAnsi="Times New Roman"/>
+          <w:b/>
+          <w:i/>
+          <w:noProof/>
+          <w:szCs w:val="26"/>
+        </w:rPr>
+      </w:pPr>
+    </w:p>
+    <w:p>
+      <w:pPr>
+        <w:rPr>
+          <w:rFonts w:ascii="Times New Roman" w:hAnsi="Times New Roman"/>
+          <w:b/>
+          <w:noProof/>
+          <w:szCs w:val="26"/>
+        </w:rPr>
+      </w:pPr>
+      <w:r>
+        <w:rPr>
+          <w:rFonts w:ascii="Times New Roman" w:hAnsi="Times New Roman"/>
+          <w:b/>
+          <w:i/>
+          <w:noProof/>
+          <w:szCs w:val="26"/>
+        </w:rPr>
+        <w:t xml:space="preserve">                                                                                                             </w:t>
+      </w:r>
+      <w:r>
+        <w:rPr>
+          <w:rFonts w:ascii="Times New Roman" w:hAnsi="Times New Roman"/>
+          <w:b/>
+          <w:noProof/>
+          <w:szCs w:val="26"/>
+        </w:rPr>
+        <w:t>{{nddpl}}</w:t>
+      </w:r>
+    </w:p>
+    <w:p>
+      <w:pPr>
+        <w:rPr>
+          <w:rFonts w:ascii="Times New Roman" w:hAnsi="Times New Roman"/>
+          <w:i/>
+          <w:noProof/>
+          <w:sz w:val="24"/>
+          <w:szCs w:val="26"/>
+        </w:rPr>
+      </w:pPr>
+      <w:r>
+        <w:rPr>
+          <w:rFonts w:ascii="Times New Roman" w:hAnsi="Times New Roman"/>
+          <w:b/>
+          <w:noProof/>
+          <w:szCs w:val="26"/>
+        </w:rPr>
+        <w:t xml:space="preserve">                                                                                                         </w:t>
+      </w:r>
+      <w:r>
+        <w:rPr>
+          <w:rFonts w:ascii="Times New Roman" w:hAnsi="Times New Roman"/>
+          <w:b/>
+          <w:noProof/>
+          <w:szCs w:val="26"/>
+        </w:rPr>
+        <w:t xml:space="preserve">  </w:t>
+      </w:r>
+      <w:r>
+        <w:rPr>
+          <w:rFonts w:ascii="Times New Roman" w:hAnsi="Times New Roman"/>
+          <w:i/>
+          <w:noProof/>
+          <w:sz w:val="24"/>
+          <w:szCs w:val="26"/>
+        </w:rPr>
+        <w:t>(K</w:t>
+      </w:r>
+      <w:r>
+        <w:rPr>
+          <w:rFonts w:ascii="Times New Roman" w:hAnsi="Times New Roman"/>
+          <w:i/>
+          <w:noProof/>
+          <w:sz w:val="24"/>
+          <w:szCs w:val="26"/>
+        </w:rPr>
+        <w:t>ý, ghi rõ họ tên)</w:t>
+      </w:r>
+    </w:p>
+    <w:p>
+      <w:pPr>
+        <w:rPr>
+          <w:rFonts w:ascii="Times New Roman" w:hAnsi="Times New Roman"/>
+          <w:i/>
+          <w:noProof/>
+          <w:sz w:val="24"/>
+          <w:szCs w:val="26"/>
+        </w:rPr>
+      </w:pPr>
+    </w:p>
+    <w:p>
+      <w:pPr>
+        <w:rPr>
+          <w:rFonts w:ascii="Times New Roman" w:hAnsi="Times New Roman"/>
+          <w:i/>
+          <w:noProof/>
+          <w:sz w:val="24"/>
+          <w:szCs w:val="26"/>
+        </w:rPr>
+      </w:pPr>
+    </w:p>
+    <w:p>
+      <w:pPr>
+        <w:rPr>
+          <w:rFonts w:ascii="Times New Roman" w:hAnsi="Times New Roman"/>
+          <w:b/>
+          <w:noProof/>
+          <w:sz w:val="24"/>
+          <w:szCs w:val="26"/>
+        </w:rPr>
+      </w:pPr>
+      <w:r>
+        <w:rPr>
+          <w:rFonts w:ascii="Times New Roman" w:hAnsi="Times New Roman"/>
+          <w:i/>
+          <w:noProof/>
+          <w:sz w:val="24"/>
+          <w:szCs w:val="26"/>
+        </w:rPr>
+        <w:t xml:space="preserve">                                                                  </w:t>
+      </w:r>
+      <w:r>
+        <w:rPr>
+          <w:rFonts w:ascii="Times New Roman" w:hAnsi="Times New Roman"/>
+          <w:i/>
+          <w:noProof/>
+          <w:sz w:val="24"/>
+          <w:szCs w:val="26"/>
+        </w:rPr>
+        <w:t xml:space="preserve">                              </w:t>
+      </w:r>
       <w:bookmarkStart w:id="0" w:name="_GoBack"/>
       <w:bookmarkEnd w:id="0"/>
-    </w:p>
-    <w:p>
-      <w:pPr>
-        <w:rPr>
-          <w:rFonts w:ascii="Times New Roman" w:hAnsi="Times New Roman"/>
-          <w:b/>
-          <w:i/>
-          <w:noProof/>
-          <w:szCs w:val="26"/>
-        </w:rPr>
-      </w:pPr>
-    </w:p>
-    <w:p>
-      <w:pPr>
-        <w:rPr>
-          <w:rFonts w:ascii="Times New Roman" w:hAnsi="Times New Roman"/>
-          <w:b/>
-          <w:noProof/>
-          <w:szCs w:val="26"/>
-        </w:rPr>
-      </w:pPr>
-      <w:r>
-        <w:rPr>
-          <w:rFonts w:ascii="Times New Roman" w:hAnsi="Times New Roman"/>
-          <w:b/>
-          <w:i/>
-          <w:noProof/>
-          <w:szCs w:val="26"/>
-        </w:rPr>
-        <w:t xml:space="preserve">                                                                                                             </w:t>
-      </w:r>
-      <w:r>
-        <w:rPr>
-          <w:rFonts w:ascii="Times New Roman" w:hAnsi="Times New Roman"/>
-          <w:b/>
-          <w:noProof/>
-          <w:szCs w:val="26"/>
-        </w:rPr>
-        <w:t>{{nddpl}}</w:t>
-      </w:r>
-    </w:p>
-    <w:p>
-      <w:pPr>
-        <w:rPr>
-          <w:rFonts w:ascii="Times New Roman" w:hAnsi="Times New Roman"/>
-          <w:i/>
-          <w:noProof/>
-          <w:sz w:val="24"/>
-          <w:szCs w:val="26"/>
-        </w:rPr>
-      </w:pPr>
-      <w:r>
-        <w:rPr>
-          <w:rFonts w:ascii="Times New Roman" w:hAnsi="Times New Roman"/>
-          <w:b/>
-          <w:noProof/>
-          <w:szCs w:val="26"/>
-        </w:rPr>
-        <w:t xml:space="preserve">                                                                                                         </w:t>
-      </w:r>
-      <w:r>
-        <w:rPr>
-          <w:rFonts w:ascii="Times New Roman" w:hAnsi="Times New Roman"/>
-          <w:i/>
-          <w:noProof/>
-          <w:sz w:val="24"/>
-          <w:szCs w:val="26"/>
-        </w:rPr>
-        <w:t>(K</w:t>
-      </w:r>
-      <w:r>
-        <w:rPr>
-          <w:rFonts w:ascii="Times New Roman" w:hAnsi="Times New Roman"/>
-          <w:i/>
-          <w:noProof/>
-          <w:sz w:val="24"/>
-          <w:szCs w:val="26"/>
-        </w:rPr>
-        <w:t>ý, ghi rõ họ tên)</w:t>
-      </w:r>
-    </w:p>
-    <w:p>
-      <w:pPr>
-        <w:rPr>
-          <w:rFonts w:ascii="Times New Roman" w:hAnsi="Times New Roman"/>
-          <w:i/>
-          <w:noProof/>
-          <w:sz w:val="24"/>
-          <w:szCs w:val="26"/>
-        </w:rPr>
-      </w:pPr>
-    </w:p>
-    <w:p>
-      <w:pPr>
-        <w:rPr>
-          <w:rFonts w:ascii="Times New Roman" w:hAnsi="Times New Roman"/>
-          <w:i/>
-          <w:noProof/>
-          <w:sz w:val="24"/>
-          <w:szCs w:val="26"/>
-        </w:rPr>
-      </w:pPr>
-    </w:p>
-    <w:p>
-      <w:pPr>
-        <w:rPr>
-          <w:rFonts w:ascii="Times New Roman" w:hAnsi="Times New Roman"/>
-          <w:b/>
-          <w:noProof/>
-          <w:sz w:val="24"/>
-          <w:szCs w:val="26"/>
-        </w:rPr>
-      </w:pPr>
-      <w:r>
-        <w:rPr>
-          <w:rFonts w:ascii="Times New Roman" w:hAnsi="Times New Roman"/>
-          <w:i/>
-          <w:noProof/>
-          <w:sz w:val="24"/>
-          <w:szCs w:val="26"/>
-        </w:rPr>
-        <w:t xml:space="preserve">                                                                                                  </w:t>
-      </w:r>
       <w:r>
         <w:rPr>
           <w:rFonts w:ascii="Times New Roman" w:hAnsi="Times New Roman"/>

--- a/src/main/resources/templates/BienBanKiemTraSauKhiChoVay.docx
+++ b/src/main/resources/templates/BienBanKiemTraSauKhiChoVay.docx
@@ -347,6 +347,14 @@
         </w:rPr>
         <w:t xml:space="preserve">;  </w:t>
       </w:r>
+    </w:p>
+    <w:p>
+      <w:pPr>
+        <w:rPr>
+          <w:rFonts w:ascii="Times New Roman" w:hAnsi="Times New Roman"/>
+          <w:sz w:val="24"/>
+        </w:rPr>
+      </w:pPr>
       <w:r>
         <w:rPr>
           <w:rFonts w:ascii="Times New Roman" w:hAnsi="Times New Roman"/>
@@ -487,6 +495,17 @@
         </w:rPr>
         <w:t xml:space="preserve">;  </w:t>
       </w:r>
+    </w:p>
+    <w:p>
+      <w:pPr>
+        <w:rPr>
+          <w:rFonts w:ascii="Times New Roman" w:hAnsi="Times New Roman"/>
+          <w:sz w:val="24"/>
+          <w:szCs w:val="26"/>
+        </w:rPr>
+      </w:pPr>
+      <w:bookmarkStart w:id="0" w:name="_GoBack"/>
+      <w:bookmarkEnd w:id="0"/>
       <w:r>
         <w:rPr>
           <w:rFonts w:ascii="Times New Roman" w:hAnsi="Times New Roman"/>
@@ -1181,6 +1200,7 @@
           <w:sz w:val="24"/>
           <w:szCs w:val="26"/>
         </w:rPr>
+        <w:lastRenderedPageBreak/>
         <w:t>3. Thực trạng của tài sản đảm bảo tiền vay:</w:t>
       </w:r>
     </w:p>
@@ -1507,7 +1527,6 @@
           <w:sz w:val="24"/>
           <w:szCs w:val="26"/>
         </w:rPr>
-        <w:lastRenderedPageBreak/>
         <mc:AlternateContent>
           <mc:Choice Requires="wps">
             <w:drawing>
@@ -3555,8 +3574,6 @@
         </w:rPr>
         <w:t xml:space="preserve">                              </w:t>
       </w:r>
-      <w:bookmarkStart w:id="0" w:name="_GoBack"/>
-      <w:bookmarkEnd w:id="0"/>
       <w:r>
         <w:rPr>
           <w:rFonts w:ascii="Times New Roman" w:hAnsi="Times New Roman"/>

--- a/src/main/resources/templates/BienBanKiemTraSauKhiChoVay.docx
+++ b/src/main/resources/templates/BienBanKiemTraSauKhiChoVay.docx
@@ -260,252 +260,266 @@
           <w:rFonts w:ascii="Times New Roman" w:hAnsi="Times New Roman"/>
           <w:sz w:val="24"/>
         </w:rPr>
-        <w:t xml:space="preserve"> – Cán bộ tín dụng Quỹ tín dụng Nhân Dân Thái Học.</w:t>
-      </w:r>
-    </w:p>
-    <w:p>
-      <w:pPr>
-        <w:rPr>
-          <w:rFonts w:ascii="Times New Roman" w:hAnsi="Times New Roman"/>
-          <w:b/>
-          <w:sz w:val="24"/>
-        </w:rPr>
-      </w:pPr>
-      <w:r>
-        <w:rPr>
-          <w:rFonts w:ascii="Times New Roman" w:hAnsi="Times New Roman"/>
-          <w:b/>
-          <w:sz w:val="24"/>
-        </w:rPr>
-        <w:t>I. Thông tin khách hàng:</w:t>
-      </w:r>
-    </w:p>
-    <w:p>
-      <w:pPr>
-        <w:rPr>
-          <w:rFonts w:ascii="Times New Roman" w:hAnsi="Times New Roman"/>
-          <w:b/>
-          <w:sz w:val="24"/>
-        </w:rPr>
-      </w:pPr>
-      <w:r>
-        <w:rPr>
-          <w:rFonts w:ascii="Times New Roman" w:hAnsi="Times New Roman"/>
-          <w:b/>
-          <w:sz w:val="24"/>
-        </w:rPr>
-        <w:t>1. Ông/bà: {{kh}}</w:t>
-      </w:r>
-    </w:p>
-    <w:p>
-      <w:pPr>
-        <w:rPr>
-          <w:rFonts w:ascii="Times New Roman" w:hAnsi="Times New Roman"/>
-          <w:sz w:val="24"/>
-        </w:rPr>
-      </w:pPr>
-      <w:r>
-        <w:rPr>
-          <w:rFonts w:ascii="Times New Roman" w:hAnsi="Times New Roman"/>
-          <w:sz w:val="24"/>
-        </w:rPr>
-        <w:t>- Số thẻ thành viên: {{sttv}}</w:t>
-      </w:r>
-    </w:p>
-    <w:p>
-      <w:pPr>
-        <w:rPr>
-          <w:rFonts w:ascii="Times New Roman" w:hAnsi="Times New Roman"/>
-          <w:sz w:val="24"/>
-        </w:rPr>
-      </w:pPr>
-      <w:r>
-        <w:rPr>
-          <w:rFonts w:ascii="Times New Roman" w:hAnsi="Times New Roman"/>
-          <w:sz w:val="24"/>
-        </w:rPr>
-        <w:t>- Số CC/CCCD: {{cccdkh}}</w:t>
-      </w:r>
-      <w:r>
-        <w:rPr>
-          <w:rFonts w:ascii="Times New Roman" w:hAnsi="Times New Roman"/>
-          <w:sz w:val="24"/>
-        </w:rPr>
-        <w:t xml:space="preserve">;  </w:t>
-      </w:r>
-      <w:r>
-        <w:rPr>
-          <w:rFonts w:ascii="Times New Roman" w:hAnsi="Times New Roman"/>
-          <w:sz w:val="24"/>
-        </w:rPr>
-        <w:t>Ngày cấp: {{nckh}}</w:t>
-      </w:r>
-      <w:r>
-        <w:rPr>
-          <w:rFonts w:ascii="Times New Roman" w:hAnsi="Times New Roman"/>
-          <w:sz w:val="24"/>
-        </w:rPr>
-        <w:t xml:space="preserve">;  </w:t>
-      </w:r>
-    </w:p>
-    <w:p>
-      <w:pPr>
-        <w:rPr>
-          <w:rFonts w:ascii="Times New Roman" w:hAnsi="Times New Roman"/>
-          <w:sz w:val="24"/>
-        </w:rPr>
-      </w:pPr>
-      <w:r>
-        <w:rPr>
-          <w:rFonts w:ascii="Times New Roman" w:hAnsi="Times New Roman"/>
-          <w:sz w:val="24"/>
-        </w:rPr>
-        <w:t xml:space="preserve">Nơi cấp: </w:t>
-      </w:r>
-      <w:r>
-        <w:rPr>
-          <w:rFonts w:ascii="Times New Roman" w:hAnsi="Times New Roman"/>
-          <w:sz w:val="24"/>
-          <w:szCs w:val="26"/>
-        </w:rPr>
-        <w:t>{{nccccdkh}}</w:t>
-      </w:r>
-    </w:p>
-    <w:p>
-      <w:pPr>
-        <w:rPr>
-          <w:rFonts w:ascii="Times New Roman" w:hAnsi="Times New Roman"/>
-          <w:sz w:val="24"/>
-        </w:rPr>
-      </w:pPr>
-      <w:r>
-        <w:rPr>
-          <w:rFonts w:ascii="Times New Roman" w:hAnsi="Times New Roman"/>
-          <w:sz w:val="24"/>
-        </w:rPr>
-        <w:t>- Địa chỉ</w:t>
-      </w:r>
-      <w:r>
-        <w:rPr>
-          <w:rFonts w:ascii="Times New Roman" w:hAnsi="Times New Roman"/>
-          <w:sz w:val="24"/>
-        </w:rPr>
-        <w:t xml:space="preserve"> thường trú: {{ttkh}}</w:t>
-      </w:r>
-    </w:p>
-    <w:p>
-      <w:pPr>
-        <w:rPr>
-          <w:rFonts w:ascii="Times New Roman" w:hAnsi="Times New Roman"/>
-          <w:b/>
-          <w:sz w:val="24"/>
-          <w:szCs w:val="26"/>
-        </w:rPr>
-      </w:pPr>
-      <w:r>
-        <w:rPr>
-          <w:rFonts w:ascii="Times New Roman" w:hAnsi="Times New Roman"/>
-          <w:b/>
-          <w:sz w:val="24"/>
-          <w:szCs w:val="26"/>
-        </w:rPr>
-        <w:t>2. Ông/bà</w:t>
-      </w:r>
-      <w:r>
-        <w:rPr>
-          <w:rFonts w:ascii="Times New Roman" w:hAnsi="Times New Roman"/>
-          <w:b/>
-          <w:sz w:val="24"/>
-          <w:szCs w:val="26"/>
-        </w:rPr>
-        <w:t>:</w:t>
-      </w:r>
-      <w:r>
-        <w:rPr>
-          <w:rFonts w:ascii="Times New Roman" w:hAnsi="Times New Roman"/>
-          <w:sz w:val="24"/>
-          <w:szCs w:val="26"/>
-        </w:rPr>
-        <w:t xml:space="preserve"> </w:t>
-      </w:r>
-      <w:r>
-        <w:rPr>
-          <w:rFonts w:ascii="Times New Roman" w:hAnsi="Times New Roman"/>
-          <w:b/>
-          <w:sz w:val="24"/>
-          <w:szCs w:val="26"/>
-        </w:rPr>
-        <w:t>{{ntkh}}</w:t>
-      </w:r>
-    </w:p>
-    <w:p>
-      <w:pPr>
-        <w:rPr>
-          <w:rFonts w:ascii="Times New Roman" w:hAnsi="Times New Roman"/>
-          <w:sz w:val="24"/>
-          <w:szCs w:val="26"/>
-        </w:rPr>
-      </w:pPr>
-      <w:r>
-        <w:rPr>
-          <w:rFonts w:ascii="Times New Roman" w:hAnsi="Times New Roman"/>
-          <w:sz w:val="24"/>
-          <w:szCs w:val="26"/>
-        </w:rPr>
-        <w:t>- Quan hệ với người được cấp tín dụng: {{qh}}</w:t>
-      </w:r>
-    </w:p>
-    <w:p>
-      <w:pPr>
-        <w:rPr>
-          <w:rFonts w:ascii="Times New Roman" w:hAnsi="Times New Roman"/>
-          <w:sz w:val="24"/>
-          <w:szCs w:val="26"/>
-        </w:rPr>
-      </w:pPr>
-      <w:r>
-        <w:rPr>
-          <w:rFonts w:ascii="Times New Roman" w:hAnsi="Times New Roman"/>
-          <w:sz w:val="24"/>
-          <w:szCs w:val="26"/>
-        </w:rPr>
-        <w:t>- Số CC/CCCD: {{cccdnt}}</w:t>
-      </w:r>
-      <w:r>
-        <w:rPr>
-          <w:rFonts w:ascii="Times New Roman" w:hAnsi="Times New Roman"/>
-          <w:sz w:val="24"/>
-          <w:szCs w:val="26"/>
-        </w:rPr>
-        <w:t xml:space="preserve">;  </w:t>
-      </w:r>
-      <w:r>
-        <w:rPr>
-          <w:rFonts w:ascii="Times New Roman" w:hAnsi="Times New Roman"/>
-          <w:sz w:val="24"/>
-          <w:szCs w:val="26"/>
-        </w:rPr>
-        <w:t>Ngày cấp: {{nccccdnt}}</w:t>
-      </w:r>
-      <w:r>
-        <w:rPr>
-          <w:rFonts w:ascii="Times New Roman" w:hAnsi="Times New Roman"/>
-          <w:sz w:val="24"/>
-          <w:szCs w:val="26"/>
-        </w:rPr>
-        <w:t xml:space="preserve">;  </w:t>
-      </w:r>
-    </w:p>
-    <w:p>
-      <w:pPr>
-        <w:rPr>
-          <w:rFonts w:ascii="Times New Roman" w:hAnsi="Times New Roman"/>
-          <w:sz w:val="24"/>
-          <w:szCs w:val="26"/>
-        </w:rPr>
-      </w:pPr>
+        <w:t xml:space="preserve"> – Cán bộ</w:t>
+      </w:r>
+      <w:r>
+        <w:rPr>
+          <w:rFonts w:ascii="Times New Roman" w:hAnsi="Times New Roman"/>
+          <w:sz w:val="24"/>
+        </w:rPr>
+        <w:t xml:space="preserve"> thẩm định</w:t>
+      </w:r>
       <w:bookmarkStart w:id="0" w:name="_GoBack"/>
       <w:bookmarkEnd w:id="0"/>
+      <w:r>
+        <w:rPr>
+          <w:rFonts w:ascii="Times New Roman" w:hAnsi="Times New Roman"/>
+          <w:sz w:val="24"/>
+        </w:rPr>
+        <w:t xml:space="preserve"> Quỹ tín dụng Nhân Dân Thái Học.</w:t>
+      </w:r>
+    </w:p>
+    <w:p>
+      <w:pPr>
+        <w:rPr>
+          <w:rFonts w:ascii="Times New Roman" w:hAnsi="Times New Roman"/>
+          <w:b/>
+          <w:sz w:val="24"/>
+        </w:rPr>
+      </w:pPr>
+      <w:r>
+        <w:rPr>
+          <w:rFonts w:ascii="Times New Roman" w:hAnsi="Times New Roman"/>
+          <w:b/>
+          <w:sz w:val="24"/>
+        </w:rPr>
+        <w:t>I. Thông tin khách hàng:</w:t>
+      </w:r>
+    </w:p>
+    <w:p>
+      <w:pPr>
+        <w:rPr>
+          <w:rFonts w:ascii="Times New Roman" w:hAnsi="Times New Roman"/>
+          <w:b/>
+          <w:sz w:val="24"/>
+        </w:rPr>
+      </w:pPr>
+      <w:r>
+        <w:rPr>
+          <w:rFonts w:ascii="Times New Roman" w:hAnsi="Times New Roman"/>
+          <w:b/>
+          <w:sz w:val="24"/>
+        </w:rPr>
+        <w:t>1. Ông/bà: {{kh}}</w:t>
+      </w:r>
+    </w:p>
+    <w:p>
+      <w:pPr>
+        <w:rPr>
+          <w:rFonts w:ascii="Times New Roman" w:hAnsi="Times New Roman"/>
+          <w:sz w:val="24"/>
+        </w:rPr>
+      </w:pPr>
+      <w:r>
+        <w:rPr>
+          <w:rFonts w:ascii="Times New Roman" w:hAnsi="Times New Roman"/>
+          <w:sz w:val="24"/>
+        </w:rPr>
+        <w:t>- Số thẻ thành viên: {{sttv}}</w:t>
+      </w:r>
+    </w:p>
+    <w:p>
+      <w:pPr>
+        <w:rPr>
+          <w:rFonts w:ascii="Times New Roman" w:hAnsi="Times New Roman"/>
+          <w:sz w:val="24"/>
+        </w:rPr>
+      </w:pPr>
+      <w:r>
+        <w:rPr>
+          <w:rFonts w:ascii="Times New Roman" w:hAnsi="Times New Roman"/>
+          <w:sz w:val="24"/>
+        </w:rPr>
+        <w:t>- Số CC/CCCD: {{cccdkh}}</w:t>
+      </w:r>
+      <w:r>
+        <w:rPr>
+          <w:rFonts w:ascii="Times New Roman" w:hAnsi="Times New Roman"/>
+          <w:sz w:val="24"/>
+        </w:rPr>
+        <w:t xml:space="preserve">;  </w:t>
+      </w:r>
+      <w:r>
+        <w:rPr>
+          <w:rFonts w:ascii="Times New Roman" w:hAnsi="Times New Roman"/>
+          <w:sz w:val="24"/>
+        </w:rPr>
+        <w:t>Ngày cấp: {{nckh}}</w:t>
+      </w:r>
+      <w:r>
+        <w:rPr>
+          <w:rFonts w:ascii="Times New Roman" w:hAnsi="Times New Roman"/>
+          <w:sz w:val="24"/>
+        </w:rPr>
+        <w:t xml:space="preserve">;  </w:t>
+      </w:r>
+    </w:p>
+    <w:p>
+      <w:pPr>
+        <w:rPr>
+          <w:rFonts w:ascii="Times New Roman" w:hAnsi="Times New Roman"/>
+          <w:sz w:val="24"/>
+        </w:rPr>
+      </w:pPr>
+      <w:r>
+        <w:rPr>
+          <w:rFonts w:ascii="Times New Roman" w:hAnsi="Times New Roman"/>
+          <w:sz w:val="24"/>
+        </w:rPr>
+        <w:t xml:space="preserve">Nơi cấp: </w:t>
+      </w:r>
+      <w:r>
+        <w:rPr>
+          <w:rFonts w:ascii="Times New Roman" w:hAnsi="Times New Roman"/>
+          <w:sz w:val="24"/>
+          <w:szCs w:val="26"/>
+        </w:rPr>
+        <w:t>{{nccccdkh}}</w:t>
+      </w:r>
+    </w:p>
+    <w:p>
+      <w:pPr>
+        <w:rPr>
+          <w:rFonts w:ascii="Times New Roman" w:hAnsi="Times New Roman"/>
+          <w:sz w:val="24"/>
+        </w:rPr>
+      </w:pPr>
+      <w:r>
+        <w:rPr>
+          <w:rFonts w:ascii="Times New Roman" w:hAnsi="Times New Roman"/>
+          <w:sz w:val="24"/>
+        </w:rPr>
+        <w:t>- Địa chỉ</w:t>
+      </w:r>
+      <w:r>
+        <w:rPr>
+          <w:rFonts w:ascii="Times New Roman" w:hAnsi="Times New Roman"/>
+          <w:sz w:val="24"/>
+        </w:rPr>
+        <w:t xml:space="preserve"> thường trú: {{ttkh}}</w:t>
+      </w:r>
+    </w:p>
+    <w:p>
+      <w:pPr>
+        <w:rPr>
+          <w:rFonts w:ascii="Times New Roman" w:hAnsi="Times New Roman"/>
+          <w:b/>
+          <w:sz w:val="24"/>
+          <w:szCs w:val="26"/>
+        </w:rPr>
+      </w:pPr>
+      <w:r>
+        <w:rPr>
+          <w:rFonts w:ascii="Times New Roman" w:hAnsi="Times New Roman"/>
+          <w:b/>
+          <w:sz w:val="24"/>
+          <w:szCs w:val="26"/>
+        </w:rPr>
+        <w:t>2. Ông/bà</w:t>
+      </w:r>
+      <w:r>
+        <w:rPr>
+          <w:rFonts w:ascii="Times New Roman" w:hAnsi="Times New Roman"/>
+          <w:b/>
+          <w:sz w:val="24"/>
+          <w:szCs w:val="26"/>
+        </w:rPr>
+        <w:t>:</w:t>
+      </w:r>
+      <w:r>
+        <w:rPr>
+          <w:rFonts w:ascii="Times New Roman" w:hAnsi="Times New Roman"/>
+          <w:sz w:val="24"/>
+          <w:szCs w:val="26"/>
+        </w:rPr>
+        <w:t xml:space="preserve"> </w:t>
+      </w:r>
+      <w:r>
+        <w:rPr>
+          <w:rFonts w:ascii="Times New Roman" w:hAnsi="Times New Roman"/>
+          <w:b/>
+          <w:sz w:val="24"/>
+          <w:szCs w:val="26"/>
+        </w:rPr>
+        <w:t>{{ntkh}}</w:t>
+      </w:r>
+    </w:p>
+    <w:p>
+      <w:pPr>
+        <w:rPr>
+          <w:rFonts w:ascii="Times New Roman" w:hAnsi="Times New Roman"/>
+          <w:sz w:val="24"/>
+          <w:szCs w:val="26"/>
+        </w:rPr>
+      </w:pPr>
+      <w:r>
+        <w:rPr>
+          <w:rFonts w:ascii="Times New Roman" w:hAnsi="Times New Roman"/>
+          <w:sz w:val="24"/>
+          <w:szCs w:val="26"/>
+        </w:rPr>
+        <w:t>- Quan hệ với người được cấp tín dụng: {{qh}}</w:t>
+      </w:r>
+    </w:p>
+    <w:p>
+      <w:pPr>
+        <w:rPr>
+          <w:rFonts w:ascii="Times New Roman" w:hAnsi="Times New Roman"/>
+          <w:sz w:val="24"/>
+          <w:szCs w:val="26"/>
+        </w:rPr>
+      </w:pPr>
+      <w:r>
+        <w:rPr>
+          <w:rFonts w:ascii="Times New Roman" w:hAnsi="Times New Roman"/>
+          <w:sz w:val="24"/>
+          <w:szCs w:val="26"/>
+        </w:rPr>
+        <w:t>- Số CC/CCCD: {{cccdnt}}</w:t>
+      </w:r>
+      <w:r>
+        <w:rPr>
+          <w:rFonts w:ascii="Times New Roman" w:hAnsi="Times New Roman"/>
+          <w:sz w:val="24"/>
+          <w:szCs w:val="26"/>
+        </w:rPr>
+        <w:t xml:space="preserve">;  </w:t>
+      </w:r>
+      <w:r>
+        <w:rPr>
+          <w:rFonts w:ascii="Times New Roman" w:hAnsi="Times New Roman"/>
+          <w:sz w:val="24"/>
+          <w:szCs w:val="26"/>
+        </w:rPr>
+        <w:t>Ngày cấp: {{nccccdnt}}</w:t>
+      </w:r>
+      <w:r>
+        <w:rPr>
+          <w:rFonts w:ascii="Times New Roman" w:hAnsi="Times New Roman"/>
+          <w:sz w:val="24"/>
+          <w:szCs w:val="26"/>
+        </w:rPr>
+        <w:t xml:space="preserve">;  </w:t>
+      </w:r>
+    </w:p>
+    <w:p>
+      <w:pPr>
+        <w:rPr>
+          <w:rFonts w:ascii="Times New Roman" w:hAnsi="Times New Roman"/>
+          <w:sz w:val="24"/>
+          <w:szCs w:val="26"/>
+        </w:rPr>
+      </w:pPr>
       <w:r>
         <w:rPr>
           <w:rFonts w:ascii="Times New Roman" w:hAnsi="Times New Roman"/>

--- a/src/main/resources/templates/BienBanKiemTraSauKhiChoVay.docx
+++ b/src/main/resources/templates/BienBanKiemTraSauKhiChoVay.docx
@@ -269,324 +269,347 @@
         </w:rPr>
         <w:t xml:space="preserve"> thẩm định</w:t>
       </w:r>
+      <w:r>
+        <w:rPr>
+          <w:rFonts w:ascii="Times New Roman" w:hAnsi="Times New Roman"/>
+          <w:sz w:val="24"/>
+        </w:rPr>
+        <w:t xml:space="preserve"> Quỹ tín dụng Nhân Dân Thái Học.</w:t>
+      </w:r>
+    </w:p>
+    <w:p>
+      <w:pPr>
+        <w:rPr>
+          <w:rFonts w:ascii="Times New Roman" w:hAnsi="Times New Roman"/>
+          <w:b/>
+          <w:sz w:val="24"/>
+        </w:rPr>
+      </w:pPr>
+      <w:r>
+        <w:rPr>
+          <w:rFonts w:ascii="Times New Roman" w:hAnsi="Times New Roman"/>
+          <w:b/>
+          <w:sz w:val="24"/>
+        </w:rPr>
+        <w:t>I. Thông tin khách hàng:</w:t>
+      </w:r>
+    </w:p>
+    <w:p>
+      <w:pPr>
+        <w:rPr>
+          <w:rFonts w:ascii="Times New Roman" w:hAnsi="Times New Roman"/>
+          <w:b/>
+          <w:sz w:val="24"/>
+        </w:rPr>
+      </w:pPr>
+      <w:r>
+        <w:rPr>
+          <w:rFonts w:ascii="Times New Roman" w:hAnsi="Times New Roman"/>
+          <w:b/>
+          <w:sz w:val="24"/>
+        </w:rPr>
+        <w:t>1. Ông/bà: {{kh}}</w:t>
+      </w:r>
+    </w:p>
+    <w:p>
+      <w:pPr>
+        <w:rPr>
+          <w:rFonts w:ascii="Times New Roman" w:hAnsi="Times New Roman"/>
+          <w:sz w:val="24"/>
+        </w:rPr>
+      </w:pPr>
+      <w:r>
+        <w:rPr>
+          <w:rFonts w:ascii="Times New Roman" w:hAnsi="Times New Roman"/>
+          <w:sz w:val="24"/>
+        </w:rPr>
+        <w:t>- Số thẻ thành viên: {{sttv}}</w:t>
+      </w:r>
+    </w:p>
+    <w:p>
+      <w:pPr>
+        <w:rPr>
+          <w:rFonts w:ascii="Times New Roman" w:hAnsi="Times New Roman"/>
+          <w:sz w:val="24"/>
+        </w:rPr>
+      </w:pPr>
+      <w:r>
+        <w:rPr>
+          <w:rFonts w:ascii="Times New Roman" w:hAnsi="Times New Roman"/>
+          <w:sz w:val="24"/>
+        </w:rPr>
+        <w:t>- Số CC/CCCD: {{cccdkh}}</w:t>
+      </w:r>
+      <w:r>
+        <w:rPr>
+          <w:rFonts w:ascii="Times New Roman" w:hAnsi="Times New Roman"/>
+          <w:sz w:val="24"/>
+        </w:rPr>
+        <w:t xml:space="preserve">;  </w:t>
+      </w:r>
+      <w:r>
+        <w:rPr>
+          <w:rFonts w:ascii="Times New Roman" w:hAnsi="Times New Roman"/>
+          <w:sz w:val="24"/>
+        </w:rPr>
+        <w:t>Ngày cấp: {{nckh}}</w:t>
+      </w:r>
+      <w:r>
+        <w:rPr>
+          <w:rFonts w:ascii="Times New Roman" w:hAnsi="Times New Roman"/>
+          <w:sz w:val="24"/>
+        </w:rPr>
+        <w:t xml:space="preserve">;  </w:t>
+      </w:r>
+    </w:p>
+    <w:p>
+      <w:pPr>
+        <w:rPr>
+          <w:rFonts w:ascii="Times New Roman" w:hAnsi="Times New Roman"/>
+          <w:sz w:val="24"/>
+        </w:rPr>
+      </w:pPr>
+      <w:r>
+        <w:rPr>
+          <w:rFonts w:ascii="Times New Roman" w:hAnsi="Times New Roman"/>
+          <w:sz w:val="24"/>
+        </w:rPr>
+        <w:t xml:space="preserve">- </w:t>
+      </w:r>
+      <w:r>
+        <w:rPr>
+          <w:rFonts w:ascii="Times New Roman" w:hAnsi="Times New Roman"/>
+          <w:sz w:val="24"/>
+        </w:rPr>
+        <w:t xml:space="preserve">Nơi cấp: </w:t>
+      </w:r>
+      <w:r>
+        <w:rPr>
+          <w:rFonts w:ascii="Times New Roman" w:hAnsi="Times New Roman"/>
+          <w:sz w:val="24"/>
+          <w:szCs w:val="26"/>
+        </w:rPr>
+        <w:t>{{nccccdkh}}</w:t>
+      </w:r>
+    </w:p>
+    <w:p>
+      <w:pPr>
+        <w:rPr>
+          <w:rFonts w:ascii="Times New Roman" w:hAnsi="Times New Roman"/>
+          <w:sz w:val="24"/>
+        </w:rPr>
+      </w:pPr>
+      <w:r>
+        <w:rPr>
+          <w:rFonts w:ascii="Times New Roman" w:hAnsi="Times New Roman"/>
+          <w:sz w:val="24"/>
+        </w:rPr>
+        <w:t>- Địa chỉ</w:t>
+      </w:r>
+      <w:r>
+        <w:rPr>
+          <w:rFonts w:ascii="Times New Roman" w:hAnsi="Times New Roman"/>
+          <w:sz w:val="24"/>
+        </w:rPr>
+        <w:t xml:space="preserve"> thường trú: {{ttkh}}</w:t>
+      </w:r>
+    </w:p>
+    <w:p>
+      <w:pPr>
+        <w:rPr>
+          <w:rFonts w:ascii="Times New Roman" w:hAnsi="Times New Roman"/>
+          <w:b/>
+          <w:sz w:val="24"/>
+          <w:szCs w:val="26"/>
+        </w:rPr>
+      </w:pPr>
+      <w:r>
+        <w:rPr>
+          <w:rFonts w:ascii="Times New Roman" w:hAnsi="Times New Roman"/>
+          <w:b/>
+          <w:sz w:val="24"/>
+          <w:szCs w:val="26"/>
+        </w:rPr>
+        <w:t>2. Ông/bà</w:t>
+      </w:r>
+      <w:r>
+        <w:rPr>
+          <w:rFonts w:ascii="Times New Roman" w:hAnsi="Times New Roman"/>
+          <w:b/>
+          <w:sz w:val="24"/>
+          <w:szCs w:val="26"/>
+        </w:rPr>
+        <w:t>:</w:t>
+      </w:r>
+      <w:r>
+        <w:rPr>
+          <w:rFonts w:ascii="Times New Roman" w:hAnsi="Times New Roman"/>
+          <w:sz w:val="24"/>
+          <w:szCs w:val="26"/>
+        </w:rPr>
+        <w:t xml:space="preserve"> </w:t>
+      </w:r>
+      <w:r>
+        <w:rPr>
+          <w:rFonts w:ascii="Times New Roman" w:hAnsi="Times New Roman"/>
+          <w:b/>
+          <w:sz w:val="24"/>
+          <w:szCs w:val="26"/>
+        </w:rPr>
+        <w:t>{{ntkh}}</w:t>
+      </w:r>
+    </w:p>
+    <w:p>
+      <w:pPr>
+        <w:rPr>
+          <w:rFonts w:ascii="Times New Roman" w:hAnsi="Times New Roman"/>
+          <w:sz w:val="24"/>
+          <w:szCs w:val="26"/>
+        </w:rPr>
+      </w:pPr>
+      <w:r>
+        <w:rPr>
+          <w:rFonts w:ascii="Times New Roman" w:hAnsi="Times New Roman"/>
+          <w:sz w:val="24"/>
+          <w:szCs w:val="26"/>
+        </w:rPr>
+        <w:t>- Quan hệ với người được cấp tín dụng: {{qh}}</w:t>
+      </w:r>
+    </w:p>
+    <w:p>
+      <w:pPr>
+        <w:rPr>
+          <w:rFonts w:ascii="Times New Roman" w:hAnsi="Times New Roman"/>
+          <w:sz w:val="24"/>
+          <w:szCs w:val="26"/>
+        </w:rPr>
+      </w:pPr>
+      <w:r>
+        <w:rPr>
+          <w:rFonts w:ascii="Times New Roman" w:hAnsi="Times New Roman"/>
+          <w:sz w:val="24"/>
+          <w:szCs w:val="26"/>
+        </w:rPr>
+        <w:t>- Số CC/CCCD: {{cccdnt}}</w:t>
+      </w:r>
+      <w:r>
+        <w:rPr>
+          <w:rFonts w:ascii="Times New Roman" w:hAnsi="Times New Roman"/>
+          <w:sz w:val="24"/>
+          <w:szCs w:val="26"/>
+        </w:rPr>
+        <w:t xml:space="preserve">;  </w:t>
+      </w:r>
+      <w:r>
+        <w:rPr>
+          <w:rFonts w:ascii="Times New Roman" w:hAnsi="Times New Roman"/>
+          <w:sz w:val="24"/>
+          <w:szCs w:val="26"/>
+        </w:rPr>
+        <w:t>Ngày cấp: {{nccccdnt}}</w:t>
+      </w:r>
+      <w:r>
+        <w:rPr>
+          <w:rFonts w:ascii="Times New Roman" w:hAnsi="Times New Roman"/>
+          <w:sz w:val="24"/>
+          <w:szCs w:val="26"/>
+        </w:rPr>
+        <w:t xml:space="preserve">;  </w:t>
+      </w:r>
+    </w:p>
+    <w:p>
+      <w:pPr>
+        <w:rPr>
+          <w:rFonts w:ascii="Times New Roman" w:hAnsi="Times New Roman"/>
+          <w:sz w:val="24"/>
+          <w:szCs w:val="26"/>
+        </w:rPr>
+      </w:pPr>
+      <w:r>
+        <w:rPr>
+          <w:rFonts w:ascii="Times New Roman" w:hAnsi="Times New Roman"/>
+          <w:sz w:val="24"/>
+          <w:szCs w:val="26"/>
+        </w:rPr>
+        <w:t xml:space="preserve">- </w:t>
+      </w:r>
+      <w:r>
+        <w:rPr>
+          <w:rFonts w:ascii="Times New Roman" w:hAnsi="Times New Roman"/>
+          <w:sz w:val="24"/>
+          <w:szCs w:val="26"/>
+        </w:rPr>
+        <w:t>Nơi cấp: {{nccccdnt}}</w:t>
+      </w:r>
+    </w:p>
+    <w:p>
+      <w:pPr>
+        <w:rPr>
+          <w:rFonts w:ascii="Times New Roman" w:hAnsi="Times New Roman"/>
+          <w:sz w:val="24"/>
+          <w:szCs w:val="26"/>
+        </w:rPr>
+      </w:pPr>
+      <w:r>
+        <w:rPr>
+          <w:rFonts w:ascii="Times New Roman" w:hAnsi="Times New Roman"/>
+          <w:sz w:val="24"/>
+          <w:szCs w:val="26"/>
+        </w:rPr>
+        <w:t>- Địa chỉ</w:t>
+      </w:r>
+      <w:r>
+        <w:rPr>
+          <w:rFonts w:ascii="Times New Roman" w:hAnsi="Times New Roman"/>
+          <w:sz w:val="24"/>
+          <w:szCs w:val="26"/>
+        </w:rPr>
+        <w:t xml:space="preserve"> thường trú: {{ttnt}}</w:t>
+      </w:r>
+    </w:p>
+    <w:p>
+      <w:pPr>
+        <w:rPr>
+          <w:rFonts w:ascii="Times New Roman" w:hAnsi="Times New Roman"/>
+          <w:sz w:val="24"/>
+          <w:szCs w:val="26"/>
+        </w:rPr>
+      </w:pPr>
+      <w:r>
+        <w:rPr>
+          <w:rFonts w:ascii="Times New Roman" w:hAnsi="Times New Roman"/>
+          <w:sz w:val="24"/>
+          <w:szCs w:val="26"/>
+        </w:rPr>
+        <w:t>Theo hợp đồng tín dụng số: {{shdtd}} ngày {{day}} tháng {{month}} năm {{year}}.</w:t>
+      </w:r>
+    </w:p>
+    <w:p>
+      <w:pPr>
+        <w:rPr>
+          <w:rFonts w:ascii="Times New Roman" w:hAnsi="Times New Roman"/>
+          <w:sz w:val="24"/>
+          <w:szCs w:val="26"/>
+        </w:rPr>
+      </w:pPr>
+      <w:r>
+        <w:rPr>
+          <w:rFonts w:ascii="Times New Roman" w:hAnsi="Times New Roman"/>
+          <w:sz w:val="24"/>
+          <w:szCs w:val="26"/>
+        </w:rPr>
+        <w:t>Tổng số tiền vay: {{tienso}}</w:t>
+      </w:r>
+      <w:r>
+        <w:rPr>
+          <w:rFonts w:ascii="Times New Roman" w:hAnsi="Times New Roman"/>
+          <w:sz w:val="24"/>
+          <w:szCs w:val="26"/>
+        </w:rPr>
+        <w:t xml:space="preserve"> đồng</w:t>
+      </w:r>
       <w:bookmarkStart w:id="0" w:name="_GoBack"/>
       <w:bookmarkEnd w:id="0"/>
-      <w:r>
-        <w:rPr>
-          <w:rFonts w:ascii="Times New Roman" w:hAnsi="Times New Roman"/>
-          <w:sz w:val="24"/>
-        </w:rPr>
-        <w:t xml:space="preserve"> Quỹ tín dụng Nhân Dân Thái Học.</w:t>
-      </w:r>
-    </w:p>
-    <w:p>
-      <w:pPr>
-        <w:rPr>
-          <w:rFonts w:ascii="Times New Roman" w:hAnsi="Times New Roman"/>
-          <w:b/>
-          <w:sz w:val="24"/>
-        </w:rPr>
-      </w:pPr>
-      <w:r>
-        <w:rPr>
-          <w:rFonts w:ascii="Times New Roman" w:hAnsi="Times New Roman"/>
-          <w:b/>
-          <w:sz w:val="24"/>
-        </w:rPr>
-        <w:t>I. Thông tin khách hàng:</w:t>
-      </w:r>
-    </w:p>
-    <w:p>
-      <w:pPr>
-        <w:rPr>
-          <w:rFonts w:ascii="Times New Roman" w:hAnsi="Times New Roman"/>
-          <w:b/>
-          <w:sz w:val="24"/>
-        </w:rPr>
-      </w:pPr>
-      <w:r>
-        <w:rPr>
-          <w:rFonts w:ascii="Times New Roman" w:hAnsi="Times New Roman"/>
-          <w:b/>
-          <w:sz w:val="24"/>
-        </w:rPr>
-        <w:t>1. Ông/bà: {{kh}}</w:t>
-      </w:r>
-    </w:p>
-    <w:p>
-      <w:pPr>
-        <w:rPr>
-          <w:rFonts w:ascii="Times New Roman" w:hAnsi="Times New Roman"/>
-          <w:sz w:val="24"/>
-        </w:rPr>
-      </w:pPr>
-      <w:r>
-        <w:rPr>
-          <w:rFonts w:ascii="Times New Roman" w:hAnsi="Times New Roman"/>
-          <w:sz w:val="24"/>
-        </w:rPr>
-        <w:t>- Số thẻ thành viên: {{sttv}}</w:t>
-      </w:r>
-    </w:p>
-    <w:p>
-      <w:pPr>
-        <w:rPr>
-          <w:rFonts w:ascii="Times New Roman" w:hAnsi="Times New Roman"/>
-          <w:sz w:val="24"/>
-        </w:rPr>
-      </w:pPr>
-      <w:r>
-        <w:rPr>
-          <w:rFonts w:ascii="Times New Roman" w:hAnsi="Times New Roman"/>
-          <w:sz w:val="24"/>
-        </w:rPr>
-        <w:t>- Số CC/CCCD: {{cccdkh}}</w:t>
-      </w:r>
-      <w:r>
-        <w:rPr>
-          <w:rFonts w:ascii="Times New Roman" w:hAnsi="Times New Roman"/>
-          <w:sz w:val="24"/>
-        </w:rPr>
-        <w:t xml:space="preserve">;  </w:t>
-      </w:r>
-      <w:r>
-        <w:rPr>
-          <w:rFonts w:ascii="Times New Roman" w:hAnsi="Times New Roman"/>
-          <w:sz w:val="24"/>
-        </w:rPr>
-        <w:t>Ngày cấp: {{nckh}}</w:t>
-      </w:r>
-      <w:r>
-        <w:rPr>
-          <w:rFonts w:ascii="Times New Roman" w:hAnsi="Times New Roman"/>
-          <w:sz w:val="24"/>
-        </w:rPr>
-        <w:t xml:space="preserve">;  </w:t>
-      </w:r>
-    </w:p>
-    <w:p>
-      <w:pPr>
-        <w:rPr>
-          <w:rFonts w:ascii="Times New Roman" w:hAnsi="Times New Roman"/>
-          <w:sz w:val="24"/>
-        </w:rPr>
-      </w:pPr>
-      <w:r>
-        <w:rPr>
-          <w:rFonts w:ascii="Times New Roman" w:hAnsi="Times New Roman"/>
-          <w:sz w:val="24"/>
-        </w:rPr>
-        <w:t xml:space="preserve">Nơi cấp: </w:t>
-      </w:r>
-      <w:r>
-        <w:rPr>
-          <w:rFonts w:ascii="Times New Roman" w:hAnsi="Times New Roman"/>
-          <w:sz w:val="24"/>
-          <w:szCs w:val="26"/>
-        </w:rPr>
-        <w:t>{{nccccdkh}}</w:t>
-      </w:r>
-    </w:p>
-    <w:p>
-      <w:pPr>
-        <w:rPr>
-          <w:rFonts w:ascii="Times New Roman" w:hAnsi="Times New Roman"/>
-          <w:sz w:val="24"/>
-        </w:rPr>
-      </w:pPr>
-      <w:r>
-        <w:rPr>
-          <w:rFonts w:ascii="Times New Roman" w:hAnsi="Times New Roman"/>
-          <w:sz w:val="24"/>
-        </w:rPr>
-        <w:t>- Địa chỉ</w:t>
-      </w:r>
-      <w:r>
-        <w:rPr>
-          <w:rFonts w:ascii="Times New Roman" w:hAnsi="Times New Roman"/>
-          <w:sz w:val="24"/>
-        </w:rPr>
-        <w:t xml:space="preserve"> thường trú: {{ttkh}}</w:t>
-      </w:r>
-    </w:p>
-    <w:p>
-      <w:pPr>
-        <w:rPr>
-          <w:rFonts w:ascii="Times New Roman" w:hAnsi="Times New Roman"/>
-          <w:b/>
-          <w:sz w:val="24"/>
-          <w:szCs w:val="26"/>
-        </w:rPr>
-      </w:pPr>
-      <w:r>
-        <w:rPr>
-          <w:rFonts w:ascii="Times New Roman" w:hAnsi="Times New Roman"/>
-          <w:b/>
-          <w:sz w:val="24"/>
-          <w:szCs w:val="26"/>
-        </w:rPr>
-        <w:t>2. Ông/bà</w:t>
-      </w:r>
-      <w:r>
-        <w:rPr>
-          <w:rFonts w:ascii="Times New Roman" w:hAnsi="Times New Roman"/>
-          <w:b/>
-          <w:sz w:val="24"/>
-          <w:szCs w:val="26"/>
-        </w:rPr>
-        <w:t>:</w:t>
-      </w:r>
-      <w:r>
-        <w:rPr>
-          <w:rFonts w:ascii="Times New Roman" w:hAnsi="Times New Roman"/>
-          <w:sz w:val="24"/>
-          <w:szCs w:val="26"/>
-        </w:rPr>
-        <w:t xml:space="preserve"> </w:t>
-      </w:r>
-      <w:r>
-        <w:rPr>
-          <w:rFonts w:ascii="Times New Roman" w:hAnsi="Times New Roman"/>
-          <w:b/>
-          <w:sz w:val="24"/>
-          <w:szCs w:val="26"/>
-        </w:rPr>
-        <w:t>{{ntkh}}</w:t>
-      </w:r>
-    </w:p>
-    <w:p>
-      <w:pPr>
-        <w:rPr>
-          <w:rFonts w:ascii="Times New Roman" w:hAnsi="Times New Roman"/>
-          <w:sz w:val="24"/>
-          <w:szCs w:val="26"/>
-        </w:rPr>
-      </w:pPr>
-      <w:r>
-        <w:rPr>
-          <w:rFonts w:ascii="Times New Roman" w:hAnsi="Times New Roman"/>
-          <w:sz w:val="24"/>
-          <w:szCs w:val="26"/>
-        </w:rPr>
-        <w:t>- Quan hệ với người được cấp tín dụng: {{qh}}</w:t>
-      </w:r>
-    </w:p>
-    <w:p>
-      <w:pPr>
-        <w:rPr>
-          <w:rFonts w:ascii="Times New Roman" w:hAnsi="Times New Roman"/>
-          <w:sz w:val="24"/>
-          <w:szCs w:val="26"/>
-        </w:rPr>
-      </w:pPr>
-      <w:r>
-        <w:rPr>
-          <w:rFonts w:ascii="Times New Roman" w:hAnsi="Times New Roman"/>
-          <w:sz w:val="24"/>
-          <w:szCs w:val="26"/>
-        </w:rPr>
-        <w:t>- Số CC/CCCD: {{cccdnt}}</w:t>
-      </w:r>
-      <w:r>
-        <w:rPr>
-          <w:rFonts w:ascii="Times New Roman" w:hAnsi="Times New Roman"/>
-          <w:sz w:val="24"/>
-          <w:szCs w:val="26"/>
-        </w:rPr>
-        <w:t xml:space="preserve">;  </w:t>
-      </w:r>
-      <w:r>
-        <w:rPr>
-          <w:rFonts w:ascii="Times New Roman" w:hAnsi="Times New Roman"/>
-          <w:sz w:val="24"/>
-          <w:szCs w:val="26"/>
-        </w:rPr>
-        <w:t>Ngày cấp: {{nccccdnt}}</w:t>
-      </w:r>
-      <w:r>
-        <w:rPr>
-          <w:rFonts w:ascii="Times New Roman" w:hAnsi="Times New Roman"/>
-          <w:sz w:val="24"/>
-          <w:szCs w:val="26"/>
-        </w:rPr>
-        <w:t xml:space="preserve">;  </w:t>
-      </w:r>
-    </w:p>
-    <w:p>
-      <w:pPr>
-        <w:rPr>
-          <w:rFonts w:ascii="Times New Roman" w:hAnsi="Times New Roman"/>
-          <w:sz w:val="24"/>
-          <w:szCs w:val="26"/>
-        </w:rPr>
-      </w:pPr>
-      <w:r>
-        <w:rPr>
-          <w:rFonts w:ascii="Times New Roman" w:hAnsi="Times New Roman"/>
-          <w:sz w:val="24"/>
-          <w:szCs w:val="26"/>
-        </w:rPr>
-        <w:t>Nơi cấp: {{nccccdnt}}</w:t>
-      </w:r>
-    </w:p>
-    <w:p>
-      <w:pPr>
-        <w:rPr>
-          <w:rFonts w:ascii="Times New Roman" w:hAnsi="Times New Roman"/>
-          <w:sz w:val="24"/>
-          <w:szCs w:val="26"/>
-        </w:rPr>
-      </w:pPr>
-      <w:r>
-        <w:rPr>
-          <w:rFonts w:ascii="Times New Roman" w:hAnsi="Times New Roman"/>
-          <w:sz w:val="24"/>
-          <w:szCs w:val="26"/>
-        </w:rPr>
-        <w:t>- Địa chỉ</w:t>
-      </w:r>
-      <w:r>
-        <w:rPr>
-          <w:rFonts w:ascii="Times New Roman" w:hAnsi="Times New Roman"/>
-          <w:sz w:val="24"/>
-          <w:szCs w:val="26"/>
-        </w:rPr>
-        <w:t xml:space="preserve"> thường trú: {{ttnt}}</w:t>
-      </w:r>
-    </w:p>
-    <w:p>
-      <w:pPr>
-        <w:rPr>
-          <w:rFonts w:ascii="Times New Roman" w:hAnsi="Times New Roman"/>
-          <w:sz w:val="24"/>
-          <w:szCs w:val="26"/>
-        </w:rPr>
-      </w:pPr>
-      <w:r>
-        <w:rPr>
-          <w:rFonts w:ascii="Times New Roman" w:hAnsi="Times New Roman"/>
-          <w:sz w:val="24"/>
-          <w:szCs w:val="26"/>
-        </w:rPr>
-        <w:t>Theo hợp đồng tín dụng số: {{shdtd}} ngày {{day}} tháng {{month}} năm {{year}}.</w:t>
-      </w:r>
-    </w:p>
-    <w:p>
-      <w:pPr>
-        <w:rPr>
-          <w:rFonts w:ascii="Times New Roman" w:hAnsi="Times New Roman"/>
-          <w:sz w:val="24"/>
-          <w:szCs w:val="26"/>
-        </w:rPr>
-      </w:pPr>
-      <w:r>
-        <w:rPr>
-          <w:rFonts w:ascii="Times New Roman" w:hAnsi="Times New Roman"/>
-          <w:sz w:val="24"/>
-          <w:szCs w:val="26"/>
-        </w:rPr>
-        <w:t>Tổng số tiền vay: {{tienso}}</w:t>
-      </w:r>
     </w:p>
     <w:p>
       <w:pPr>

--- a/src/main/resources/templates/BienBanKiemTraSauKhiChoVay.docx
+++ b/src/main/resources/templates/BienBanKiemTraSauKhiChoVay.docx
@@ -27,6 +27,8 @@
         <w:tab/>
         <w:t xml:space="preserve">    CỘNG HÒA XÃ HỘI CHỦ NGHĨA VIỆT NAM</w:t>
       </w:r>
+      <w:bookmarkStart w:id="0" w:name="_GoBack"/>
+      <w:bookmarkEnd w:id="0"/>
     </w:p>
     <w:p>
       <w:pPr>
@@ -46,92 +48,56 @@
         <mc:AlternateContent>
           <mc:Choice Requires="wps">
             <w:drawing>
-              <wp:anchor distT="0" distB="0" distL="114300" distR="114300" simplePos="0" relativeHeight="251658240" behindDoc="0" locked="0" layoutInCell="1" allowOverlap="1" wp14:anchorId="4F5A3C52" wp14:editId="53C8F698">
+              <wp:anchor distT="0" distB="0" distL="114300" distR="114300" simplePos="0" relativeHeight="251688960" behindDoc="0" locked="0" layoutInCell="1" allowOverlap="1">
                 <wp:simplePos x="0" y="0"/>
                 <wp:positionH relativeFrom="column">
-                  <wp:posOffset>2958621</wp:posOffset>
+                  <wp:posOffset>2927322</wp:posOffset>
                 </wp:positionH>
                 <wp:positionV relativeFrom="paragraph">
-                  <wp:posOffset>198215</wp:posOffset>
+                  <wp:posOffset>239726</wp:posOffset>
                 </wp:positionV>
-                <wp:extent cx="2027555" cy="8255"/>
-                <wp:effectExtent l="12700" t="20320" r="17145" b="19050"/>
+                <wp:extent cx="1900362" cy="0"/>
+                <wp:effectExtent l="0" t="0" r="24130" b="19050"/>
                 <wp:wrapNone/>
-                <wp:docPr id="1" name="AutoShape 3"/>
-                <wp:cNvGraphicFramePr>
-                  <a:graphicFrameLocks xmlns:a="http://schemas.openxmlformats.org/drawingml/2006/main"/>
-                </wp:cNvGraphicFramePr>
+                <wp:docPr id="2" name="Straight Connector 2"/>
+                <wp:cNvGraphicFramePr/>
                 <a:graphic xmlns:a="http://schemas.openxmlformats.org/drawingml/2006/main">
                   <a:graphicData uri="http://schemas.microsoft.com/office/word/2010/wordprocessingShape">
                     <wps:wsp>
-                      <wps:cNvCnPr>
-                        <a:cxnSpLocks noChangeShapeType="1"/>
-                      </wps:cNvCnPr>
-                      <wps:spPr bwMode="auto">
+                      <wps:cNvCnPr/>
+                      <wps:spPr>
                         <a:xfrm>
                           <a:off x="0" y="0"/>
-                          <a:ext cx="2027555" cy="8255"/>
+                          <a:ext cx="1900362" cy="0"/>
                         </a:xfrm>
-                        <a:prstGeom prst="straightConnector1">
+                        <a:prstGeom prst="line">
                           <a:avLst/>
                         </a:prstGeom>
-                        <a:noFill/>
-                        <a:ln w="25400" cmpd="sng">
-                          <a:solidFill>
-                            <a:schemeClr val="accent1">
-                              <a:lumMod val="100000"/>
-                              <a:lumOff val="0"/>
-                            </a:schemeClr>
-                          </a:solidFill>
-                          <a:prstDash val="solid"/>
-                          <a:round/>
-                          <a:headEnd type="none" w="med" len="med"/>
-                          <a:tailEnd type="none" w="med" len="med"/>
-                        </a:ln>
-                        <a:effectLst/>
-                        <a:extLst>
-                          <a:ext uri="{909E8E84-426E-40DD-AFC4-6F175D3DCCD1}">
-                            <a14:hiddenFill xmlns:a14="http://schemas.microsoft.com/office/drawing/2010/main">
-                              <a:noFill/>
-                            </a14:hiddenFill>
-                          </a:ext>
-                          <a:ext uri="{AF507438-7753-43E0-B8FC-AC1667EBCBE1}">
-                            <a14:hiddenEffects xmlns:a14="http://schemas.microsoft.com/office/drawing/2010/main">
-                              <a:effectLst>
-                                <a:outerShdw dist="28398" dir="3806097" algn="ctr" rotWithShape="0">
-                                  <a:schemeClr val="accent5">
-                                    <a:lumMod val="50000"/>
-                                    <a:lumOff val="0"/>
-                                    <a:alpha val="50000"/>
-                                  </a:schemeClr>
-                                </a:outerShdw>
-                              </a:effectLst>
-                            </a14:hiddenEffects>
-                          </a:ext>
-                        </a:extLst>
                       </wps:spPr>
+                      <wps:style>
+                        <a:lnRef idx="1">
+                          <a:schemeClr val="dk1"/>
+                        </a:lnRef>
+                        <a:fillRef idx="0">
+                          <a:schemeClr val="dk1"/>
+                        </a:fillRef>
+                        <a:effectRef idx="0">
+                          <a:schemeClr val="dk1"/>
+                        </a:effectRef>
+                        <a:fontRef idx="minor">
+                          <a:schemeClr val="tx1"/>
+                        </a:fontRef>
+                      </wps:style>
                       <wps:bodyPr/>
                     </wps:wsp>
                   </a:graphicData>
                 </a:graphic>
-                <wp14:sizeRelH relativeFrom="page">
-                  <wp14:pctWidth>0</wp14:pctWidth>
-                </wp14:sizeRelH>
-                <wp14:sizeRelV relativeFrom="page">
-                  <wp14:pctHeight>0</wp14:pctHeight>
-                </wp14:sizeRelV>
               </wp:anchor>
             </w:drawing>
           </mc:Choice>
           <mc:Fallback>
             <w:pict>
-              <v:shapetype w14:anchorId="223DD905" id="_x0000_t32" coordsize="21600,21600" o:spt="32" o:oned="t" path="m,l21600,21600e" filled="f">
-                <v:path arrowok="t" fillok="f" o:connecttype="none"/>
-                <o:lock v:ext="edit" shapetype="t"/>
-              </v:shapetype>
-              <v:shape id="AutoShape 3" o:spid="_x0000_s1026" type="#_x0000_t32" style="position:absolute;margin-left:232.95pt;margin-top:15.6pt;width:159.65pt;height:.65pt;z-index:251658240;visibility:visible;mso-wrap-style:square;mso-width-percent:0;mso-height-percent:0;mso-wrap-distance-left:9pt;mso-wrap-distance-top:0;mso-wrap-distance-right:9pt;mso-wrap-distance-bottom:0;mso-position-horizontal:absolute;mso-position-horizontal-relative:text;mso-position-vertical:absolute;mso-position-vertical-relative:text;mso-width-percent:0;mso-height-percent:0;mso-width-relative:page;mso-height-relative:page" o:gfxdata="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" strokecolor="#4f81bd [3204]" strokeweight="2pt">
-                <v:shadow color="#205867 [1608]" opacity=".5" offset="1pt"/>
-              </v:shape>
+              <v:line w14:anchorId="2C61DB47" id="Straight Connector 2" o:spid="_x0000_s1026" style="position:absolute;z-index:251688960;visibility:visible;mso-wrap-style:square;mso-wrap-distance-left:9pt;mso-wrap-distance-top:0;mso-wrap-distance-right:9pt;mso-wrap-distance-bottom:0;mso-position-horizontal:absolute;mso-position-horizontal-relative:text;mso-position-vertical:absolute;mso-position-vertical-relative:text" from="230.5pt,18.9pt" to="380.15pt,18.9pt" o:gfxdata="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" strokecolor="black [3040]"/>
             </w:pict>
           </mc:Fallback>
         </mc:AlternateContent>
@@ -506,7 +472,15 @@
           <w:sz w:val="24"/>
           <w:szCs w:val="26"/>
         </w:rPr>
-        <w:t>Ngày cấp: {{nccccdnt}}</w:t>
+        <w:t>Ngày cấ</w:t>
+      </w:r>
+      <w:r>
+        <w:rPr>
+          <w:rFonts w:ascii="Times New Roman" w:hAnsi="Times New Roman"/>
+          <w:sz w:val="24"/>
+          <w:szCs w:val="26"/>
+        </w:rPr>
+        <w:t>p: {{ncnt}}</w:t>
       </w:r>
       <w:r>
         <w:rPr>
@@ -608,8 +582,6 @@
         </w:rPr>
         <w:t xml:space="preserve"> đồng</w:t>
       </w:r>
-      <w:bookmarkStart w:id="0" w:name="_GoBack"/>
-      <w:bookmarkEnd w:id="0"/>
     </w:p>
     <w:p>
       <w:pPr>

--- a/src/main/resources/templates/BienBanKiemTraSauKhiChoVay.docx
+++ b/src/main/resources/templates/BienBanKiemTraSauKhiChoVay.docx
@@ -4,6 +4,7 @@
   <w:body>
     <w:p>
       <w:pPr>
+        <w:spacing w:after="0" w:line="288" w:lineRule="auto"/>
         <w:rPr>
           <w:rFonts w:ascii="Times New Roman" w:hAnsi="Times New Roman"/>
           <w:b/>
@@ -27,11 +28,10 @@
         <w:tab/>
         <w:t xml:space="preserve">    CỘNG HÒA XÃ HỘI CHỦ NGHĨA VIỆT NAM</w:t>
       </w:r>
-      <w:bookmarkStart w:id="0" w:name="_GoBack"/>
-      <w:bookmarkEnd w:id="0"/>
-    </w:p>
-    <w:p>
-      <w:pPr>
+    </w:p>
+    <w:p>
+      <w:pPr>
+        <w:spacing w:after="0" w:line="288" w:lineRule="auto"/>
         <w:rPr>
           <w:rFonts w:ascii="Times New Roman" w:hAnsi="Times New Roman"/>
           <w:b/>
@@ -48,15 +48,15 @@
         <mc:AlternateContent>
           <mc:Choice Requires="wps">
             <w:drawing>
-              <wp:anchor distT="0" distB="0" distL="114300" distR="114300" simplePos="0" relativeHeight="251688960" behindDoc="0" locked="0" layoutInCell="1" allowOverlap="1">
+              <wp:anchor distT="0" distB="0" distL="114300" distR="114300" simplePos="0" relativeHeight="251688960" behindDoc="0" locked="0" layoutInCell="1" allowOverlap="1" wp14:anchorId="5CEF0B2C" wp14:editId="598C8055">
                 <wp:simplePos x="0" y="0"/>
                 <wp:positionH relativeFrom="column">
-                  <wp:posOffset>2927322</wp:posOffset>
+                  <wp:posOffset>2926715</wp:posOffset>
                 </wp:positionH>
                 <wp:positionV relativeFrom="paragraph">
-                  <wp:posOffset>239726</wp:posOffset>
+                  <wp:posOffset>183676</wp:posOffset>
                 </wp:positionV>
-                <wp:extent cx="1900362" cy="0"/>
+                <wp:extent cx="1899920" cy="0"/>
                 <wp:effectExtent l="0" t="0" r="24130" b="19050"/>
                 <wp:wrapNone/>
                 <wp:docPr id="2" name="Straight Connector 2"/>
@@ -68,7 +68,7 @@
                       <wps:spPr>
                         <a:xfrm>
                           <a:off x="0" y="0"/>
-                          <a:ext cx="1900362" cy="0"/>
+                          <a:ext cx="1899920" cy="0"/>
                         </a:xfrm>
                         <a:prstGeom prst="line">
                           <a:avLst/>
@@ -97,7 +97,7 @@
           </mc:Choice>
           <mc:Fallback>
             <w:pict>
-              <v:line w14:anchorId="2C61DB47" id="Straight Connector 2" o:spid="_x0000_s1026" style="position:absolute;z-index:251688960;visibility:visible;mso-wrap-style:square;mso-wrap-distance-left:9pt;mso-wrap-distance-top:0;mso-wrap-distance-right:9pt;mso-wrap-distance-bottom:0;mso-position-horizontal:absolute;mso-position-horizontal-relative:text;mso-position-vertical:absolute;mso-position-vertical-relative:text" from="230.5pt,18.9pt" to="380.15pt,18.9pt" o:gfxdata="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" strokecolor="black [3040]"/>
+              <v:line w14:anchorId="6A7D9064" id="Straight Connector 2" o:spid="_x0000_s1026" style="position:absolute;z-index:251688960;visibility:visible;mso-wrap-style:square;mso-wrap-distance-left:9pt;mso-wrap-distance-top:0;mso-wrap-distance-right:9pt;mso-wrap-distance-bottom:0;mso-position-horizontal:absolute;mso-position-horizontal-relative:text;mso-position-vertical:absolute;mso-position-vertical-relative:text" from="230.45pt,14.45pt" to="380.05pt,14.45pt" o:gfxdata="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" strokecolor="black [3040]"/>
             </w:pict>
           </mc:Fallback>
         </mc:AlternateContent>
@@ -147,6 +147,7 @@
     </w:p>
     <w:p>
       <w:pPr>
+        <w:spacing w:after="0" w:line="288" w:lineRule="auto"/>
         <w:jc w:val="center"/>
         <w:rPr>
           <w:rFonts w:ascii="Times New Roman" w:hAnsi="Times New Roman"/>
@@ -165,6 +166,7 @@
     </w:p>
     <w:p>
       <w:pPr>
+        <w:spacing w:after="0" w:line="288" w:lineRule="auto"/>
         <w:rPr>
           <w:rFonts w:ascii="Times New Roman" w:hAnsi="Times New Roman"/>
           <w:sz w:val="24"/>
@@ -194,6 +196,7 @@
     </w:p>
     <w:p>
       <w:pPr>
+        <w:spacing w:after="0" w:line="288" w:lineRule="auto"/>
         <w:rPr>
           <w:rFonts w:ascii="Times New Roman" w:hAnsi="Times New Roman"/>
           <w:sz w:val="24"/>
@@ -245,6 +248,7 @@
     </w:p>
     <w:p>
       <w:pPr>
+        <w:spacing w:after="0" w:line="288" w:lineRule="auto"/>
         <w:rPr>
           <w:rFonts w:ascii="Times New Roman" w:hAnsi="Times New Roman"/>
           <w:b/>
@@ -262,6 +266,7 @@
     </w:p>
     <w:p>
       <w:pPr>
+        <w:spacing w:after="0" w:line="288" w:lineRule="auto"/>
         <w:rPr>
           <w:rFonts w:ascii="Times New Roman" w:hAnsi="Times New Roman"/>
           <w:b/>
@@ -279,6 +284,7 @@
     </w:p>
     <w:p>
       <w:pPr>
+        <w:spacing w:after="0" w:line="288" w:lineRule="auto"/>
         <w:rPr>
           <w:rFonts w:ascii="Times New Roman" w:hAnsi="Times New Roman"/>
           <w:sz w:val="24"/>
@@ -291,9 +297,12 @@
         </w:rPr>
         <w:t>- Số thẻ thành viên: {{sttv}}</w:t>
       </w:r>
-    </w:p>
-    <w:p>
-      <w:pPr>
+      <w:bookmarkStart w:id="0" w:name="_GoBack"/>
+      <w:bookmarkEnd w:id="0"/>
+    </w:p>
+    <w:p>
+      <w:pPr>
+        <w:spacing w:after="0" w:line="288" w:lineRule="auto"/>
         <w:rPr>
           <w:rFonts w:ascii="Times New Roman" w:hAnsi="Times New Roman"/>
           <w:sz w:val="24"/>
@@ -330,6 +339,7 @@
     </w:p>
     <w:p>
       <w:pPr>
+        <w:spacing w:after="0" w:line="288" w:lineRule="auto"/>
         <w:rPr>
           <w:rFonts w:ascii="Times New Roman" w:hAnsi="Times New Roman"/>
           <w:sz w:val="24"/>
@@ -360,6 +370,7 @@
     </w:p>
     <w:p>
       <w:pPr>
+        <w:spacing w:after="0" w:line="288" w:lineRule="auto"/>
         <w:rPr>
           <w:rFonts w:ascii="Times New Roman" w:hAnsi="Times New Roman"/>
           <w:sz w:val="24"/>
@@ -382,6 +393,7 @@
     </w:p>
     <w:p>
       <w:pPr>
+        <w:spacing w:after="0" w:line="288" w:lineRule="auto"/>
         <w:rPr>
           <w:rFonts w:ascii="Times New Roman" w:hAnsi="Times New Roman"/>
           <w:b/>
@@ -427,6 +439,7 @@
     </w:p>
     <w:p>
       <w:pPr>
+        <w:spacing w:after="0" w:line="288" w:lineRule="auto"/>
         <w:rPr>
           <w:rFonts w:ascii="Times New Roman" w:hAnsi="Times New Roman"/>
           <w:sz w:val="24"/>
@@ -444,6 +457,7 @@
     </w:p>
     <w:p>
       <w:pPr>
+        <w:spacing w:after="0" w:line="288" w:lineRule="auto"/>
         <w:rPr>
           <w:rFonts w:ascii="Times New Roman" w:hAnsi="Times New Roman"/>
           <w:sz w:val="24"/>
@@ -493,6 +507,7 @@
     </w:p>
     <w:p>
       <w:pPr>
+        <w:spacing w:after="0" w:line="288" w:lineRule="auto"/>
         <w:rPr>
           <w:rFonts w:ascii="Times New Roman" w:hAnsi="Times New Roman"/>
           <w:sz w:val="24"/>
@@ -518,6 +533,7 @@
     </w:p>
     <w:p>
       <w:pPr>
+        <w:spacing w:after="0" w:line="288" w:lineRule="auto"/>
         <w:rPr>
           <w:rFonts w:ascii="Times New Roman" w:hAnsi="Times New Roman"/>
           <w:sz w:val="24"/>
@@ -543,6 +559,7 @@
     </w:p>
     <w:p>
       <w:pPr>
+        <w:spacing w:after="0" w:line="288" w:lineRule="auto"/>
         <w:rPr>
           <w:rFonts w:ascii="Times New Roman" w:hAnsi="Times New Roman"/>
           <w:sz w:val="24"/>
@@ -560,6 +577,7 @@
     </w:p>
     <w:p>
       <w:pPr>
+        <w:spacing w:after="0" w:line="288" w:lineRule="auto"/>
         <w:rPr>
           <w:rFonts w:ascii="Times New Roman" w:hAnsi="Times New Roman"/>
           <w:sz w:val="24"/>
@@ -585,6 +603,7 @@
     </w:p>
     <w:p>
       <w:pPr>
+        <w:spacing w:after="0" w:line="288" w:lineRule="auto"/>
         <w:rPr>
           <w:rFonts w:ascii="Times New Roman" w:hAnsi="Times New Roman"/>
           <w:sz w:val="24"/>
@@ -618,6 +637,7 @@
     </w:p>
     <w:p>
       <w:pPr>
+        <w:spacing w:after="0" w:line="288" w:lineRule="auto"/>
         <w:rPr>
           <w:rFonts w:ascii="Times New Roman" w:hAnsi="Times New Roman"/>
           <w:b/>
@@ -637,6 +657,7 @@
     </w:p>
     <w:p>
       <w:pPr>
+        <w:spacing w:after="0" w:line="288" w:lineRule="auto"/>
         <w:rPr>
           <w:rFonts w:ascii="Times New Roman" w:hAnsi="Times New Roman"/>
           <w:b/>
@@ -665,6 +686,7 @@
     </w:p>
     <w:p>
       <w:pPr>
+        <w:spacing w:after="0" w:line="288" w:lineRule="auto"/>
         <w:rPr>
           <w:rFonts w:ascii="Times New Roman" w:hAnsi="Times New Roman"/>
           <w:sz w:val="24"/>
@@ -698,6 +720,7 @@
     </w:p>
     <w:p>
       <w:pPr>
+        <w:spacing w:after="0" w:line="288" w:lineRule="auto"/>
         <w:rPr>
           <w:rFonts w:ascii="Times New Roman" w:hAnsi="Times New Roman"/>
           <w:sz w:val="24"/>
@@ -926,6 +949,7 @@
     </w:p>
     <w:p>
       <w:pPr>
+        <w:spacing w:after="0" w:line="288" w:lineRule="auto"/>
         <w:rPr>
           <w:rFonts w:ascii="Times New Roman" w:hAnsi="Times New Roman"/>
           <w:b/>
@@ -945,6 +969,7 @@
     </w:p>
     <w:p>
       <w:pPr>
+        <w:spacing w:after="0" w:line="288" w:lineRule="auto"/>
         <w:rPr>
           <w:rFonts w:ascii="Times New Roman" w:hAnsi="Times New Roman"/>
           <w:sz w:val="24"/>
@@ -1018,6 +1043,7 @@
     </w:p>
     <w:p>
       <w:pPr>
+        <w:spacing w:after="0" w:line="288" w:lineRule="auto"/>
         <w:rPr>
           <w:rFonts w:ascii="Times New Roman" w:hAnsi="Times New Roman"/>
           <w:sz w:val="24"/>
@@ -1195,26 +1221,27 @@
     </w:p>
     <w:p>
       <w:pPr>
-        <w:rPr>
-          <w:rFonts w:ascii="Times New Roman" w:hAnsi="Times New Roman"/>
-          <w:b/>
-          <w:sz w:val="24"/>
-          <w:szCs w:val="26"/>
-        </w:rPr>
-      </w:pPr>
-      <w:r>
-        <w:rPr>
-          <w:rFonts w:ascii="Times New Roman" w:hAnsi="Times New Roman"/>
-          <w:b/>
-          <w:sz w:val="24"/>
-          <w:szCs w:val="26"/>
-        </w:rPr>
-        <w:lastRenderedPageBreak/>
+        <w:spacing w:after="0" w:line="288" w:lineRule="auto"/>
+        <w:rPr>
+          <w:rFonts w:ascii="Times New Roman" w:hAnsi="Times New Roman"/>
+          <w:b/>
+          <w:sz w:val="24"/>
+          <w:szCs w:val="26"/>
+        </w:rPr>
+      </w:pPr>
+      <w:r>
+        <w:rPr>
+          <w:rFonts w:ascii="Times New Roman" w:hAnsi="Times New Roman"/>
+          <w:b/>
+          <w:sz w:val="24"/>
+          <w:szCs w:val="26"/>
+        </w:rPr>
         <w:t>3. Thực trạng của tài sản đảm bảo tiền vay:</w:t>
       </w:r>
     </w:p>
     <w:p>
       <w:pPr>
+        <w:spacing w:after="0" w:line="288" w:lineRule="auto"/>
         <w:rPr>
           <w:rFonts w:ascii="Times New Roman" w:hAnsi="Times New Roman"/>
           <w:noProof/>
@@ -1523,6 +1550,7 @@
     </w:p>
     <w:p>
       <w:pPr>
+        <w:spacing w:after="0" w:line="288" w:lineRule="auto"/>
         <w:rPr>
           <w:rFonts w:ascii="Times New Roman" w:hAnsi="Times New Roman"/>
           <w:sz w:val="24"/>
@@ -1841,6 +1869,7 @@
     </w:p>
     <w:p>
       <w:pPr>
+        <w:spacing w:after="0" w:line="288" w:lineRule="auto"/>
         <w:rPr>
           <w:rFonts w:ascii="Times New Roman" w:hAnsi="Times New Roman"/>
           <w:noProof/>
@@ -2141,6 +2170,7 @@
     </w:p>
     <w:p>
       <w:pPr>
+        <w:spacing w:after="0" w:line="288" w:lineRule="auto"/>
         <w:rPr>
           <w:rFonts w:ascii="Times New Roman" w:hAnsi="Times New Roman"/>
           <w:b/>
@@ -2161,6 +2191,7 @@
     </w:p>
     <w:p>
       <w:pPr>
+        <w:spacing w:after="0" w:line="288" w:lineRule="auto"/>
         <w:rPr>
           <w:rFonts w:ascii="Times New Roman" w:hAnsi="Times New Roman"/>
           <w:b/>
@@ -2180,6 +2211,7 @@
     </w:p>
     <w:p>
       <w:pPr>
+        <w:spacing w:after="0" w:line="288" w:lineRule="auto"/>
         <w:rPr>
           <w:rFonts w:ascii="Times New Roman" w:hAnsi="Times New Roman"/>
           <w:sz w:val="24"/>
@@ -2197,6 +2229,7 @@
     </w:p>
     <w:p>
       <w:pPr>
+        <w:spacing w:after="0" w:line="288" w:lineRule="auto"/>
         <w:rPr>
           <w:rFonts w:ascii="Times New Roman" w:hAnsi="Times New Roman"/>
           <w:b/>
@@ -2216,6 +2249,7 @@
     </w:p>
     <w:p>
       <w:pPr>
+        <w:spacing w:after="0" w:line="288" w:lineRule="auto"/>
         <w:rPr>
           <w:rFonts w:ascii="Times New Roman" w:hAnsi="Times New Roman"/>
           <w:noProof/>
@@ -2384,6 +2418,7 @@
     </w:p>
     <w:p>
       <w:pPr>
+        <w:spacing w:after="0" w:line="288" w:lineRule="auto"/>
         <w:rPr>
           <w:rFonts w:ascii="Times New Roman" w:hAnsi="Times New Roman"/>
           <w:sz w:val="24"/>
@@ -2542,6 +2577,7 @@
     </w:p>
     <w:p>
       <w:pPr>
+        <w:spacing w:after="0" w:line="288" w:lineRule="auto"/>
         <w:rPr>
           <w:rFonts w:ascii="Times New Roman" w:hAnsi="Times New Roman"/>
           <w:b/>
@@ -2561,6 +2597,7 @@
     </w:p>
     <w:p>
       <w:pPr>
+        <w:spacing w:after="0" w:line="288" w:lineRule="auto"/>
         <w:rPr>
           <w:rFonts w:ascii="Times New Roman" w:hAnsi="Times New Roman"/>
           <w:noProof/>
@@ -3161,6 +3198,7 @@
     </w:p>
     <w:p>
       <w:pPr>
+        <w:spacing w:after="0" w:line="288" w:lineRule="auto"/>
         <w:rPr>
           <w:rFonts w:ascii="Times New Roman" w:hAnsi="Times New Roman"/>
           <w:b/>
@@ -3182,6 +3220,7 @@
     </w:p>
     <w:p>
       <w:pPr>
+        <w:spacing w:after="0" w:line="288" w:lineRule="auto"/>
         <w:rPr>
           <w:rFonts w:ascii="Times New Roman" w:hAnsi="Times New Roman"/>
           <w:sz w:val="24"/>
@@ -3200,22 +3239,24 @@
     </w:p>
     <w:p>
       <w:pPr>
-        <w:rPr>
-          <w:rFonts w:ascii="Times New Roman" w:hAnsi="Times New Roman"/>
-          <w:b/>
-          <w:noProof/>
-          <w:sz w:val="24"/>
-          <w:szCs w:val="26"/>
-        </w:rPr>
-      </w:pPr>
-      <w:r>
-        <w:rPr>
-          <w:rFonts w:ascii="Times New Roman" w:hAnsi="Times New Roman"/>
-          <w:b/>
-          <w:noProof/>
-          <w:sz w:val="24"/>
-          <w:szCs w:val="26"/>
-        </w:rPr>
+        <w:spacing w:after="0" w:line="288" w:lineRule="auto"/>
+        <w:rPr>
+          <w:rFonts w:ascii="Times New Roman" w:hAnsi="Times New Roman"/>
+          <w:b/>
+          <w:noProof/>
+          <w:sz w:val="24"/>
+          <w:szCs w:val="26"/>
+        </w:rPr>
+      </w:pPr>
+      <w:r>
+        <w:rPr>
+          <w:rFonts w:ascii="Times New Roman" w:hAnsi="Times New Roman"/>
+          <w:b/>
+          <w:noProof/>
+          <w:sz w:val="24"/>
+          <w:szCs w:val="26"/>
+        </w:rPr>
+        <w:lastRenderedPageBreak/>
         <w:t>Người bảo lãnh xác nhận về thực trạng</w:t>
       </w:r>
       <w:r>
@@ -3281,6 +3322,7 @@
     </w:p>
     <w:p>
       <w:pPr>
+        <w:spacing w:after="0" w:line="288" w:lineRule="auto"/>
         <w:rPr>
           <w:rFonts w:ascii="Times New Roman" w:hAnsi="Times New Roman"/>
           <w:i/>
@@ -3362,6 +3404,7 @@
     </w:p>
     <w:p>
       <w:pPr>
+        <w:spacing w:after="0" w:line="288" w:lineRule="auto"/>
         <w:rPr>
           <w:rFonts w:ascii="Times New Roman" w:hAnsi="Times New Roman"/>
           <w:i/>
@@ -3383,6 +3426,7 @@
     </w:p>
     <w:p>
       <w:pPr>
+        <w:spacing w:after="0" w:line="288" w:lineRule="auto"/>
         <w:rPr>
           <w:rFonts w:ascii="Times New Roman" w:hAnsi="Times New Roman"/>
           <w:b/>
@@ -3444,6 +3488,7 @@
     </w:p>
     <w:p>
       <w:pPr>
+        <w:spacing w:after="0" w:line="288" w:lineRule="auto"/>
         <w:rPr>
           <w:rFonts w:ascii="Times New Roman" w:hAnsi="Times New Roman"/>
           <w:b/>
@@ -3455,6 +3500,7 @@
     </w:p>
     <w:p>
       <w:pPr>
+        <w:spacing w:after="0" w:line="288" w:lineRule="auto"/>
         <w:rPr>
           <w:rFonts w:ascii="Times New Roman" w:hAnsi="Times New Roman"/>
           <w:b/>
@@ -3484,6 +3530,7 @@
     </w:p>
     <w:p>
       <w:pPr>
+        <w:spacing w:after="0" w:line="288" w:lineRule="auto"/>
         <w:rPr>
           <w:rFonts w:ascii="Times New Roman" w:hAnsi="Times New Roman"/>
           <w:i/>
@@ -3533,6 +3580,7 @@
     </w:p>
     <w:p>
       <w:pPr>
+        <w:spacing w:after="0" w:line="288" w:lineRule="auto"/>
         <w:rPr>
           <w:rFonts w:ascii="Times New Roman" w:hAnsi="Times New Roman"/>
           <w:i/>
@@ -3544,6 +3592,7 @@
     </w:p>
     <w:p>
       <w:pPr>
+        <w:spacing w:after="0" w:line="288" w:lineRule="auto"/>
         <w:rPr>
           <w:rFonts w:ascii="Times New Roman" w:hAnsi="Times New Roman"/>
           <w:i/>
@@ -3555,6 +3604,7 @@
     </w:p>
     <w:p>
       <w:pPr>
+        <w:spacing w:after="0" w:line="288" w:lineRule="auto"/>
         <w:rPr>
           <w:rFonts w:ascii="Times New Roman" w:hAnsi="Times New Roman"/>
           <w:b/>
